--- a/output/docx/en/BUFRCREX_TableB_en_06.docx
+++ b/output/docx/en/BUFRCREX_TableB_en_06.docx
@@ -2361,7 +2361,7 @@
                 <w:b w:val="0"/>
                 <w:sz w:val="16"/>
               </w:rPr>
-              <w:t>Note 183: X offset is the distance between the projection origin and the upper left corner of the upper left pixel in a map, as shown in the following diagram: {{image}}.</w:t>
+              <w:t>Note B183: X offset is the distance between the projection origin and the upper left corner of the upper left pixel in a map, as shown in the following diagram: {{image}}.</w:t>
             </w:r>
           </w:p>
         </w:tc>
@@ -3719,7 +3719,7 @@
           <w:i/>
           <w:sz w:val="14"/>
         </w:rPr>
-        <w:t>Note 62: Distance shall only be used with respect to a stated location and a bearing, azimuth or elevation; it shall not redefine that location.</w:t>
+        <w:t>Note B62: Distance shall only be used with respect to a stated location and a bearing, azimuth or elevation; it shall not redefine that location.</w:t>
       </w:r>
     </w:p>
     <w:p>
@@ -3729,7 +3729,7 @@
           <w:i/>
           <w:sz w:val="14"/>
         </w:rPr>
-        <w:t>Note 66: East to west increments shall be assigned negative values.</w:t>
+        <w:t>Note B66: East to west increments shall be assigned negative values.</w:t>
       </w:r>
     </w:p>
     <w:p>
@@ -3739,7 +3739,7 @@
           <w:i/>
           <w:sz w:val="14"/>
         </w:rPr>
-        <w:t>Note 141: The pixel size on horizontal - 2 is given at location where map scale factor is unity.</w:t>
+        <w:t>Note B141: The pixel size on horizontal - 2 is given at location where map scale factor is unity.</w:t>
       </w:r>
     </w:p>
     <w:p>
@@ -3749,7 +3749,7 @@
           <w:i/>
           <w:sz w:val="14"/>
         </w:rPr>
-        <w:t>Note 164: Values of longitude are limited to the range -180 degrees to +180 degrees.</w:t>
+        <w:t>Note B164: Values of longitude are limited to the range -180 degrees to +180 degrees.</w:t>
       </w:r>
     </w:p>
     <w:p>
@@ -3759,7 +3759,7 @@
           <w:i/>
           <w:sz w:val="14"/>
         </w:rPr>
-        <w:t>Note 166: West longitude shall be assigned negative values.</w:t>
+        <w:t>Note B166: West longitude shall be assigned negative values.</w:t>
       </w:r>
     </w:p>
     <w:sectPr>
